--- a/论文/仿生树形微通道散热_主流格式版.docx
+++ b/论文/仿生树形微通道散热_主流格式版.docx
@@ -3661,7 +3661,7 @@
       <w:r>
         <w:drawing>
           <wp:inline xmlns:a="http://schemas.openxmlformats.org/drawingml/2006/main" xmlns:pic="http://schemas.openxmlformats.org/drawingml/2006/picture">
-            <wp:extent cx="7668768" cy="6425184"/>
+            <wp:extent cx="5472000" cy="4287761"/>
             <wp:docPr id="2" name="Picture 2"/>
             <wp:cNvGraphicFramePr>
               <a:graphicFrameLocks noChangeAspect="1"/>
@@ -3682,7 +3682,7 @@
                   <pic:spPr>
                     <a:xfrm>
                       <a:off x="0" y="0"/>
-                      <a:ext cx="7668768" cy="6425184"/>
+                      <a:ext cx="5472000" cy="4287761"/>
                     </a:xfrm>
                     <a:prstGeom prst="rect"/>
                   </pic:spPr>
@@ -3705,7 +3705,7 @@
           <w:sz w:val="21"/>
           <w:rFonts w:eastAsia="黑体" w:ascii="Times New Roman" w:hAnsi="Times New Roman"/>
         </w:rPr>
-        <w:t>图2 Simulink 电学类比电路（与 8 邻域网格严格同构）</w:t>
+        <w:t>图2 电学类比电路示意（与 8 邻域网格严格同构，按模型网表重绘，电学网络与数值不变）</w:t>
       </w:r>
     </w:p>
     <w:p>
@@ -4336,7 +4336,7 @@
           <w:sz w:val="21"/>
           <w:rFonts w:eastAsia="宋体" w:ascii="Times New Roman" w:hAnsi="Times New Roman"/>
         </w:rPr>
-        <w:t xml:space="preserve">在 2/3/4 芯片布局、等总占用格点（C5）口径下，对树、径向、格状三类拓扑扫描预算400–1300 格。表4 给出代表工况。可见：格状网在峰值温度上整体不劣于树，且压降低 2–3 个数量级；径向通道在 3/4 芯片下因无法均衡供水而 </w:t>
+        <w:t xml:space="preserve">在 2/3/4 芯片布局、等总占用格点（C5）口径下，对树、径向、格状三类拓扑扫描预算400–1300 格。表4 给出代表工况。可见：格状网在峰值温度上整体不劣于树，且压降低 2–3 个数量级；径向通道在 3/4 芯片下 </w:t>
       </w:r>
       <w:r>
         <w:rPr>
@@ -4364,7 +4364,7 @@
           <w:sz w:val="21"/>
           <w:rFonts w:eastAsia="宋体" w:ascii="Times New Roman" w:hAnsi="Times New Roman"/>
         </w:rPr>
-        <w:t xml:space="preserve"> 偏高，但压降最低；树在温度上仅对径向有优势，代价是压降高出约三个数量级。既有'树更优'的论断在公平口径下不再稳健。</w:t>
+        <w:t xml:space="preserve"> 略高于树（0.2–0.7 °C），但压降最低；树在温度上仅对径向有优势，代价是压降高出约三个数量级。既有'树更优'的论断在公平口径下不再稳健。</w:t>
       </w:r>
     </w:p>
     <w:p>
@@ -5049,7 +5049,7 @@
                 <w:sz w:val="21"/>
                 <w:rFonts w:eastAsia="Times New Roman" w:ascii="Times New Roman" w:hAnsi="Times New Roman"/>
               </w:rPr>
-              <w:t>30.938</w:t>
+              <w:t>28.823</w:t>
             </w:r>
           </w:p>
         </w:tc>
@@ -5191,7 +5191,7 @@
                 <w:sz w:val="21"/>
                 <w:rFonts w:eastAsia="Times New Roman" w:ascii="Times New Roman" w:hAnsi="Times New Roman"/>
               </w:rPr>
-              <w:t>28.365</w:t>
+              <w:t>27.872</w:t>
             </w:r>
           </w:p>
         </w:tc>
@@ -5333,7 +5333,7 @@
                 <w:sz w:val="21"/>
                 <w:rFonts w:eastAsia="Times New Roman" w:ascii="Times New Roman" w:hAnsi="Times New Roman"/>
               </w:rPr>
-              <w:t>30.232</w:t>
+              <w:t>28.669</w:t>
             </w:r>
           </w:p>
         </w:tc>
@@ -5475,7 +5475,7 @@
                 <w:sz w:val="21"/>
                 <w:rFonts w:eastAsia="Times New Roman" w:ascii="Times New Roman" w:hAnsi="Times New Roman"/>
               </w:rPr>
-              <w:t>28.772</w:t>
+              <w:t>27.938</w:t>
             </w:r>
           </w:p>
         </w:tc>
@@ -5613,35 +5613,7 @@
           <w:sz w:val="21"/>
           <w:rFonts w:eastAsia="宋体" w:ascii="Times New Roman" w:hAnsi="Times New Roman"/>
         </w:rPr>
-        <w:t xml:space="preserve"> 惩罚），树因此存在真实的双目标权衡。把等总口径对照放进同一框架后，树在四个布局上均被支配：对照在持平或更优的 </w:t>
-      </w:r>
-      <w:r>
-        <w:rPr>
-          <w:b w:val="0"/>
-          <w:i/>
-          <w:sz w:val="21"/>
-          <w:rFonts w:eastAsia="Times New Roman" w:ascii="Times New Roman" w:hAnsi="Times New Roman"/>
-        </w:rPr>
-        <w:t>T</w:t>
-      </w:r>
-      <w:r>
-        <w:rPr>
-          <w:b w:val="0"/>
-          <w:i/>
-          <w:sz w:val="17"/>
-          <w:rFonts w:eastAsia="Times New Roman" w:ascii="Times New Roman" w:hAnsi="Times New Roman"/>
-          <w:vertAlign w:val="subscript"/>
-        </w:rPr>
-        <w:t>max</w:t>
-      </w:r>
-      <w:r>
-        <w:rPr>
-          <w:b w:val="0"/>
-          <w:i w:val="0"/>
-          <w:sz w:val="21"/>
-          <w:rFonts w:eastAsia="宋体" w:ascii="Times New Roman" w:hAnsi="Times New Roman"/>
-        </w:rPr>
-        <w:t xml:space="preserve"> 下压降低 2–3 个数量级。</w:t>
+        <w:t xml:space="preserve"> 惩罚），树因此存在真实的双目标权衡。把等总口径对照放进同一框架后：格状网在四个布局上均支配树（温度持平或更优、压降低 2–3 个数量级）；径向通道在 3/4 芯片下温度略高（0.2–0.7 °C），压降同样低 2–3 个数量级。</w:t>
       </w:r>
     </w:p>
     <w:p>
@@ -6325,7 +6297,7 @@
       <w:r>
         <w:drawing>
           <wp:inline xmlns:a="http://schemas.openxmlformats.org/drawingml/2006/main" xmlns:pic="http://schemas.openxmlformats.org/drawingml/2006/picture">
-            <wp:extent cx="10058400" cy="3840480"/>
+            <wp:extent cx="5472000" cy="2089309"/>
             <wp:docPr id="3" name="Picture 3"/>
             <wp:cNvGraphicFramePr>
               <a:graphicFrameLocks noChangeAspect="1"/>
@@ -6346,7 +6318,7 @@
                   <pic:spPr>
                     <a:xfrm>
                       <a:off x="0" y="0"/>
-                      <a:ext cx="10058400" cy="3840480"/>
+                      <a:ext cx="5472000" cy="2089309"/>
                     </a:xfrm>
                     <a:prstGeom prst="rect"/>
                   </pic:spPr>
@@ -6369,7 +6341,7 @@
           <w:sz w:val="21"/>
           <w:rFonts w:eastAsia="黑体" w:ascii="Times New Roman" w:hAnsi="Times New Roman"/>
         </w:rPr>
-        <w:t>图3 3 芯片布局等总口径前沿：峰值温度与压降随总占用格点变化</w:t>
+        <w:t>图3 3 芯片布局等总口径可行设计：峰值温度与压降随总占用格点变化</w:t>
       </w:r>
     </w:p>
     <w:p>
@@ -6398,7 +6370,7 @@
           <w:sz w:val="21"/>
           <w:rFonts w:eastAsia="宋体" w:ascii="Times New Roman" w:hAnsi="Times New Roman"/>
         </w:rPr>
-        <w:t>本结果的工程含义是明确的：树形冷板只在多热源、且对照无法均衡供水的场景下对温度有边际收益，代价是压降高出数个数量级；在单热源与等总占用口径下不具备优势。这与文献中'树形普遍更优'的印象相左，根源在于既有比较常未对齐预算口径。</w:t>
+        <w:t>本结果的工程含义是明确的：树形冷板在多热源场景下对径向仅有 0.2–0.7 °C 的微弱温度收益、对格状被支配，代价是压降高出数个数量级；在单热源与等总占用口径下不具备优势。这与文献中'树形普遍更优'的印象相左，根源在于既有比较常未对齐预算口径。</w:t>
       </w:r>
     </w:p>
     <w:p>
@@ -6559,7 +6531,7 @@
           <w:sz w:val="21"/>
           <w:rFonts w:eastAsia="宋体" w:ascii="Times New Roman" w:hAnsi="Times New Roman"/>
         </w:rPr>
-        <w:t>本文的贡献是可复现的公平比较协议与约束驱动生成装置，而非树形拓扑的性能优势——实测恰相反。这为仿生散热结构的筛选提供了判据：树形冷板仅在多热源且对照无法均衡供水时值得考虑，单热源场景可直接排除。</w:t>
+        <w:t>本文的贡献是可复现的公平比较协议与约束驱动生成装置，而非树形拓扑的性能优势——实测恰相反。这为仿生散热结构的筛选提供了判据：树形冷板仅在多热源且对照为径向直管时才有 0.2–0.7 °C 的微弱温度收益，单热源场景可直接排除。</w:t>
       </w:r>
     </w:p>
     <w:p>
